--- a/4. RESULTADOS/08_tratamiento_continuo/T22_placebo_reversion_2018.docx
+++ b/4. RESULTADOS/08_tratamiento_continuo/T22_placebo_reversion_2018.docx
@@ -599,7 +599,7 @@
                 <w:szCs w:val="22"/>
                 <w:color w:val="000000"/>
               </w:rPr>
-              <w:t xml:space="preserve">0.0243</w:t>
+              <w:t xml:space="preserve">0.0207</w:t>
             </w:r>
           </w:p>
         </w:tc>
@@ -654,7 +654,7 @@
                 <w:szCs w:val="22"/>
                 <w:color w:val="000000"/>
               </w:rPr>
-              <w:t xml:space="preserve">0.0107</w:t>
+              <w:t xml:space="preserve">0.0105</w:t>
             </w:r>
           </w:p>
         </w:tc>
@@ -709,7 +709,7 @@
                 <w:szCs w:val="22"/>
                 <w:color w:val="000000"/>
               </w:rPr>
-              <w:t xml:space="preserve">0.0233</w:t>
+              <w:t xml:space="preserve">0.0472</w:t>
             </w:r>
           </w:p>
         </w:tc>
@@ -819,7 +819,7 @@
                 <w:szCs w:val="22"/>
                 <w:color w:val="000000"/>
               </w:rPr>
-              <w:t xml:space="preserve">2.4277</w:t>
+              <w:t xml:space="preserve">2.0747</w:t>
             </w:r>
           </w:p>
         </w:tc>
@@ -989,7 +989,7 @@
                 <w:szCs w:val="22"/>
                 <w:color w:val="000000"/>
               </w:rPr>
-              <w:t xml:space="preserve">0.0410</w:t>
+              <w:t xml:space="preserve">0.0352</w:t>
             </w:r>
           </w:p>
         </w:tc>
@@ -1044,7 +1044,7 @@
                 <w:szCs w:val="22"/>
                 <w:color w:val="000000"/>
               </w:rPr>
-              <w:t xml:space="preserve">0.0100</w:t>
+              <w:t xml:space="preserve">0.0096</w:t>
             </w:r>
           </w:p>
         </w:tc>
@@ -1099,7 +1099,7 @@
                 <w:szCs w:val="22"/>
                 <w:color w:val="000000"/>
               </w:rPr>
-              <w:t xml:space="preserve">0.0000</w:t>
+              <w:t xml:space="preserve">0.0003</w:t>
             </w:r>
           </w:p>
         </w:tc>
@@ -1209,7 +1209,7 @@
                 <w:szCs w:val="22"/>
                 <w:color w:val="000000"/>
               </w:rPr>
-              <w:t xml:space="preserve">4.1024</w:t>
+              <w:t xml:space="preserve">3.5182</w:t>
             </w:r>
           </w:p>
         </w:tc>
@@ -1379,7 +1379,7 @@
                 <w:szCs w:val="22"/>
                 <w:color w:val="000000"/>
               </w:rPr>
-              <w:t xml:space="preserve">0.0609</w:t>
+              <w:t xml:space="preserve">0.0530</w:t>
             </w:r>
           </w:p>
         </w:tc>
@@ -1434,7 +1434,7 @@
                 <w:szCs w:val="22"/>
                 <w:color w:val="000000"/>
               </w:rPr>
-              <w:t xml:space="preserve">0.0110</w:t>
+              <w:t xml:space="preserve">0.0103</w:t>
             </w:r>
           </w:p>
         </w:tc>
@@ -1599,7 +1599,7 @@
                 <w:szCs w:val="22"/>
                 <w:color w:val="000000"/>
               </w:rPr>
-              <w:t xml:space="preserve">6.0933</w:t>
+              <w:t xml:space="preserve">5.2962</w:t>
             </w:r>
           </w:p>
         </w:tc>
@@ -1769,7 +1769,7 @@
                 <w:szCs w:val="22"/>
                 <w:color w:val="000000"/>
               </w:rPr>
-              <w:t xml:space="preserve">0.0941</w:t>
+              <w:t xml:space="preserve">0.0836</w:t>
             </w:r>
           </w:p>
         </w:tc>
@@ -1824,7 +1824,7 @@
                 <w:szCs w:val="22"/>
                 <w:color w:val="000000"/>
               </w:rPr>
-              <w:t xml:space="preserve">0.0117</w:t>
+              <w:t xml:space="preserve">0.0111</w:t>
             </w:r>
           </w:p>
         </w:tc>
@@ -1989,7 +1989,7 @@
                 <w:szCs w:val="22"/>
                 <w:color w:val="000000"/>
               </w:rPr>
-              <w:t xml:space="preserve">9.4053</w:t>
+              <w:t xml:space="preserve">8.3641</w:t>
             </w:r>
           </w:p>
         </w:tc>
@@ -2159,7 +2159,7 @@
                 <w:szCs w:val="22"/>
                 <w:color w:val="000000"/>
               </w:rPr>
-              <w:t xml:space="preserve">0.0263</w:t>
+              <w:t xml:space="preserve">0.0141</w:t>
             </w:r>
           </w:p>
         </w:tc>
@@ -2214,7 +2214,7 @@
                 <w:szCs w:val="22"/>
                 <w:color w:val="000000"/>
               </w:rPr>
-              <w:t xml:space="preserve">0.0167</w:t>
+              <w:t xml:space="preserve">0.0164</w:t>
             </w:r>
           </w:p>
         </w:tc>
@@ -2269,7 +2269,7 @@
                 <w:szCs w:val="22"/>
                 <w:color w:val="000000"/>
               </w:rPr>
-              <w:t xml:space="preserve">0.1146</w:t>
+              <w:t xml:space="preserve">0.3878</w:t>
             </w:r>
           </w:p>
         </w:tc>
@@ -2379,7 +2379,7 @@
                 <w:szCs w:val="22"/>
                 <w:color w:val="000000"/>
               </w:rPr>
-              <w:t xml:space="preserve">2.6306</w:t>
+              <w:t xml:space="preserve">1.4125</w:t>
             </w:r>
           </w:p>
         </w:tc>
@@ -2549,7 +2549,7 @@
                 <w:szCs w:val="22"/>
                 <w:color w:val="000000"/>
               </w:rPr>
-              <w:t xml:space="preserve">0.0156</w:t>
+              <w:t xml:space="preserve">-0.0045</w:t>
             </w:r>
           </w:p>
         </w:tc>
@@ -2604,7 +2604,7 @@
                 <w:szCs w:val="22"/>
                 <w:color w:val="000000"/>
               </w:rPr>
-              <w:t xml:space="preserve">0.0161</w:t>
+              <w:t xml:space="preserve">0.0149</w:t>
             </w:r>
           </w:p>
         </w:tc>
@@ -2659,7 +2659,7 @@
                 <w:szCs w:val="22"/>
                 <w:color w:val="000000"/>
               </w:rPr>
-              <w:t xml:space="preserve">0.3321</w:t>
+              <w:t xml:space="preserve">0.7622</w:t>
             </w:r>
           </w:p>
         </w:tc>
@@ -2769,7 +2769,7 @@
                 <w:szCs w:val="22"/>
                 <w:color w:val="000000"/>
               </w:rPr>
-              <w:t xml:space="preserve">1.5630</w:t>
+              <w:t xml:space="preserve">-0.4511</w:t>
             </w:r>
           </w:p>
         </w:tc>
@@ -2939,7 +2939,7 @@
                 <w:szCs w:val="22"/>
                 <w:color w:val="000000"/>
               </w:rPr>
-              <w:t xml:space="preserve">0.0368</w:t>
+              <w:t xml:space="preserve">0.0103</w:t>
             </w:r>
           </w:p>
         </w:tc>
@@ -2994,7 +2994,7 @@
                 <w:szCs w:val="22"/>
                 <w:color w:val="000000"/>
               </w:rPr>
-              <w:t xml:space="preserve">0.0165</w:t>
+              <w:t xml:space="preserve">0.0151</w:t>
             </w:r>
           </w:p>
         </w:tc>
@@ -3049,7 +3049,7 @@
                 <w:szCs w:val="22"/>
                 <w:color w:val="000000"/>
               </w:rPr>
-              <w:t xml:space="preserve">0.0258</w:t>
+              <w:t xml:space="preserve">0.4940</w:t>
             </w:r>
           </w:p>
         </w:tc>
@@ -3104,7 +3104,7 @@
                 <w:szCs w:val="22"/>
                 <w:color w:val="000000"/>
               </w:rPr>
-              <w:t xml:space="preserve">**</w:t>
+              <w:t xml:space="preserve"/>
             </w:r>
           </w:p>
         </w:tc>
@@ -3159,7 +3159,7 @@
                 <w:szCs w:val="22"/>
                 <w:color w:val="000000"/>
               </w:rPr>
-              <w:t xml:space="preserve">3.6774</w:t>
+              <w:t xml:space="preserve">1.0317</w:t>
             </w:r>
           </w:p>
         </w:tc>
@@ -3329,7 +3329,7 @@
                 <w:szCs w:val="22"/>
                 <w:color w:val="000000"/>
               </w:rPr>
-              <w:t xml:space="preserve">0.0346</w:t>
+              <w:t xml:space="preserve">0.0024</w:t>
             </w:r>
           </w:p>
         </w:tc>
@@ -3384,7 +3384,7 @@
                 <w:szCs w:val="22"/>
                 <w:color w:val="000000"/>
               </w:rPr>
-              <w:t xml:space="preserve">0.0177</w:t>
+              <w:t xml:space="preserve">0.0159</w:t>
             </w:r>
           </w:p>
         </w:tc>
@@ -3439,7 +3439,7 @@
                 <w:szCs w:val="22"/>
                 <w:color w:val="000000"/>
               </w:rPr>
-              <w:t xml:space="preserve">0.0506</w:t>
+              <w:t xml:space="preserve">0.8799</w:t>
             </w:r>
           </w:p>
         </w:tc>
@@ -3494,7 +3494,7 @@
                 <w:szCs w:val="22"/>
                 <w:color w:val="000000"/>
               </w:rPr>
-              <w:t xml:space="preserve">*</w:t>
+              <w:t xml:space="preserve"/>
             </w:r>
           </w:p>
         </w:tc>
@@ -3549,7 +3549,7 @@
                 <w:szCs w:val="22"/>
                 <w:color w:val="000000"/>
               </w:rPr>
-              <w:t xml:space="preserve">3.4618</w:t>
+              <w:t xml:space="preserve">0.2403</w:t>
             </w:r>
           </w:p>
         </w:tc>
